--- a/Multimodal_AI_Research_Assistant_Report_Humanized.docx
+++ b/Multimodal_AI_Research_Assistant_Report_Humanized.docx
@@ -6266,7 +6266,7 @@
           <w:i w:val="0"/>
           <w:sz w:val="24"/>
         </w:rPr>
-        <w:t>•  FR-01: Accept PDF research papers through a web interface and process them asynchronously — without blocking the UI — so users can continue interacting with the system during ingestion.</w:t>
+        <w:t xml:space="preserve">•  FR-01: </w:t>
       </w:r>
       <w:r>
         <w:rPr>
@@ -6275,6 +6275,7 @@
           <w:i w:val="0"/>
           <w:sz w:val="24"/>
         </w:rPr>
+        <w:t>Accept PDF research papers through a web interface and process them asynchronously — without blocking the UI — so users can continue interacting with the system during ingestion.</w:t>
       </w:r>
     </w:p>
     <w:p>
@@ -6290,7 +6291,7 @@
           <w:i w:val="0"/>
           <w:sz w:val="24"/>
         </w:rPr>
-        <w:t>•  FR-02: Pulling text out of a PDF isn't enough on its own — the section heading hierarchy and page numbers have to come along for the ride, so the system can attribute chunks to their correct location later.</w:t>
+        <w:t xml:space="preserve">•  FR-02: </w:t>
       </w:r>
       <w:r>
         <w:rPr>
@@ -6299,6 +6300,7 @@
           <w:i w:val="0"/>
           <w:sz w:val="24"/>
         </w:rPr>
+        <w:t>Pulling text out of a PDF isn't enough on its own — the section heading hierarchy and page numbers have to come along for the ride, so the system can attribute chunks to their correct location later.</w:t>
       </w:r>
     </w:p>
     <w:p>
@@ -6314,7 +6316,7 @@
           <w:i w:val="0"/>
           <w:sz w:val="24"/>
         </w:rPr>
-        <w:t>•  FR-03: Tables hidden inside PDFs shouldn't just be ignored — the system has to find them, pull out their data, and turn that data into Markdown. The raw cell values also get stashed in metadata so structured queries can reach them later.</w:t>
+        <w:t xml:space="preserve">•  FR-03: </w:t>
       </w:r>
       <w:r>
         <w:rPr>
@@ -6323,6 +6325,7 @@
           <w:i w:val="0"/>
           <w:sz w:val="24"/>
         </w:rPr>
+        <w:t>Tables hidden inside PDFs shouldn't just be ignored — the system has to find them, pull out their data, and turn that data into Markdown. The raw cell values also get stashed in metadata so structured queries can reach them later.</w:t>
       </w:r>
     </w:p>
     <w:p>
@@ -6338,7 +6341,7 @@
           <w:i w:val="0"/>
           <w:sz w:val="24"/>
         </w:rPr>
-        <w:t>•  FR-04: Images embedded in PDF pages need extracting and saving to disk, with each one assigned an ID that is scoped to its parent document. Scoping the IDs prevents collisions when the same image filename appears across different uploaded papers.</w:t>
+        <w:t xml:space="preserve">•  FR-04: </w:t>
       </w:r>
       <w:r>
         <w:rPr>
@@ -6347,6 +6350,7 @@
           <w:i w:val="0"/>
           <w:sz w:val="24"/>
         </w:rPr>
+        <w:t>Images embedded in PDF pages need extracting and saving to disk, with each one assigned an ID that is scoped to its parent document. Scoping the IDs prevents collisions when the same image filename appears across different uploaded papers.</w:t>
       </w:r>
     </w:p>
     <w:p>
@@ -6437,7 +6441,7 @@
           <w:i w:val="0"/>
           <w:sz w:val="24"/>
         </w:rPr>
-        <w:t>•  FR-08: All extracted content — text, tables, figures, equations — gets chunked into semantically meaningful units. Each chunk is then converted into a 384-dimensional dense vector by the all-MiniLM-L6-v2 sentence transformer.</w:t>
+        <w:t xml:space="preserve">•  FR-08: </w:t>
       </w:r>
       <w:r>
         <w:rPr>
@@ -6446,6 +6450,7 @@
           <w:i w:val="0"/>
           <w:sz w:val="24"/>
         </w:rPr>
+        <w:t>All extracted content — text, tables, figures, equations — gets chunked into semantically meaningful units. Each chunk is then converted into a 384-dimensional dense vector by the all-MiniLM-L6-v2 sentence transformer.</w:t>
       </w:r>
     </w:p>
     <w:p>
@@ -6461,7 +6466,7 @@
           <w:i w:val="0"/>
           <w:sz w:val="24"/>
         </w:rPr>
-        <w:t>•  FR-09: Both the chunk embeddings and their accompanying metadata should be stored in a ChromaDB vector database — persisted to disk, with HNSW indexing enabled so retrieval stays efficient.</w:t>
+        <w:t xml:space="preserve">•  FR-09: </w:t>
       </w:r>
       <w:r>
         <w:rPr>
@@ -6470,6 +6475,7 @@
           <w:i w:val="0"/>
           <w:sz w:val="24"/>
         </w:rPr>
+        <w:t>Both the chunk embeddings and their accompanying metadata should be stored in a ChromaDB vector database — persisted to disk, with HNSW indexing enabled so retrieval stays efficient.</w:t>
       </w:r>
     </w:p>
     <w:p>
@@ -6510,7 +6516,7 @@
           <w:i w:val="0"/>
           <w:sz w:val="24"/>
         </w:rPr>
-        <w:t>•  FR-11: Build a ReAct-style reasoning agent into the backend. It should be able to run through up to ten reasoning steps per query and have access to five retrieval tools it can invoke along the way.</w:t>
+        <w:t xml:space="preserve">•  FR-11: </w:t>
       </w:r>
       <w:r>
         <w:rPr>
@@ -6519,6 +6525,7 @@
           <w:i w:val="0"/>
           <w:sz w:val="24"/>
         </w:rPr>
+        <w:t>Build a ReAct-style reasoning agent into the backend. It should be able to run through up to ten reasoning steps per query and have access to five retrieval tools it can invoke along the way.</w:t>
       </w:r>
     </w:p>
     <w:p>
@@ -6534,7 +6541,7 @@
           <w:i w:val="0"/>
           <w:sz w:val="24"/>
         </w:rPr>
-        <w:t>•  FR-12: For any text that the system generates, it should estimate an AI-detection probability score and, if that score is too high, keep rewriting the text in iterative passes until it comes in below the 20% threshold.</w:t>
+        <w:t xml:space="preserve">•  FR-12: </w:t>
       </w:r>
       <w:r>
         <w:rPr>
@@ -6543,6 +6550,7 @@
           <w:i w:val="0"/>
           <w:sz w:val="24"/>
         </w:rPr>
+        <w:t>For any text that the system generates, it should estimate an AI-detection probability score and, if that score is too high, keep rewriting the text in iterative passes until it comes in below the 20% threshold.</w:t>
       </w:r>
     </w:p>
     <w:p>
@@ -6558,7 +6566,7 @@
           <w:i w:val="0"/>
           <w:sz w:val="24"/>
         </w:rPr>
-        <w:t>•  FR-13: Source attribution is non-negotiable. Each response should list the file, page, section, and similarity score for every chunk that contributed to the answer.</w:t>
+        <w:t xml:space="preserve">•  FR-13: </w:t>
       </w:r>
       <w:r>
         <w:rPr>
@@ -6567,6 +6575,7 @@
           <w:i w:val="0"/>
           <w:sz w:val="24"/>
         </w:rPr>
+        <w:t>Source attribution is non-negotiable. Each response should list the file, page, section, and similarity score for every chunk that contributed to the answer.</w:t>
       </w:r>
     </w:p>
     <w:p>
@@ -6582,7 +6591,7 @@
           <w:i w:val="0"/>
           <w:sz w:val="24"/>
         </w:rPr>
-        <w:t>•  FR-14: Expose a REST API with at least fourteen endpoints, collectively covering all system functionality.</w:t>
+        <w:t xml:space="preserve">•  FR-14: </w:t>
       </w:r>
       <w:r>
         <w:rPr>
@@ -6591,6 +6600,7 @@
           <w:i w:val="0"/>
           <w:sz w:val="24"/>
         </w:rPr>
+        <w:t>Expose a REST API with at least fourteen endpoints, collectively covering all system functionality.</w:t>
       </w:r>
     </w:p>
     <w:p>
@@ -7656,7 +7666,7 @@
           <w:i w:val="0"/>
           <w:sz w:val="24"/>
         </w:rPr>
-        <w:t>•  NFR-01 Performance: Ingestion of a 20-page PDF paper must complete within 120 seconds under normal operating conditions.</w:t>
+        <w:t xml:space="preserve">•  NFR-01 Performance: </w:t>
       </w:r>
       <w:r>
         <w:rPr>
@@ -7665,6 +7675,7 @@
           <w:i w:val="0"/>
           <w:sz w:val="24"/>
         </w:rPr>
+        <w:t>Ingestion of a 20-page PDF paper must complete within 120 seconds under normal operating conditions.</w:t>
       </w:r>
     </w:p>
     <w:p>
@@ -7680,7 +7691,7 @@
           <w:i w:val="0"/>
           <w:sz w:val="24"/>
         </w:rPr>
-        <w:t>•  NFR-02 Performance: At the 90th percentile, RAG query responses should arrive within 8 seconds. Faster is better, but 8 seconds is the hard ceiling for most requests.</w:t>
+        <w:t xml:space="preserve">•  NFR-02 Performance: </w:t>
       </w:r>
       <w:r>
         <w:rPr>
@@ -7689,6 +7700,7 @@
           <w:i w:val="0"/>
           <w:sz w:val="24"/>
         </w:rPr>
+        <w:t>At the 90th percentile, RAG query responses should arrive within 8 seconds. Faster is better, but 8 seconds is the hard ceiling for most requests.</w:t>
       </w:r>
     </w:p>
     <w:p>
@@ -7704,7 +7716,7 @@
           <w:i w:val="0"/>
           <w:sz w:val="24"/>
         </w:rPr>
-        <w:t>•  NFR-03 Reliability: If an external API throws a rate-limit error, the system shouldn't just give up — it should back off and retry, with each wait period longer than the last (exponential backoff). Goal: 99% of well-formed PDFs successfully ingested, even under rate-limit pressure.</w:t>
+        <w:t xml:space="preserve">•  NFR-03 Reliability: </w:t>
       </w:r>
       <w:r>
         <w:rPr>
@@ -7713,6 +7725,7 @@
           <w:i w:val="0"/>
           <w:sz w:val="24"/>
         </w:rPr>
+        <w:t>If an external API throws a rate-limit error, the system shouldn't just give up — it should back off and retry, with each wait period longer than the last (exponential backoff). Goal: 99% of well-formed PDFs successfully ingested, even under rate-limit pressure.</w:t>
       </w:r>
     </w:p>
     <w:p>
@@ -7728,7 +7741,7 @@
           <w:i w:val="0"/>
           <w:sz w:val="24"/>
         </w:rPr>
-        <w:t>•  NFR-04 Scalability: The vector store must support at least 50 uploaded papers — roughly 100,000 chunks — without any measurable performance degradation.</w:t>
+        <w:t xml:space="preserve">•  NFR-04 Scalability: </w:t>
       </w:r>
       <w:r>
         <w:rPr>
@@ -7737,6 +7750,7 @@
           <w:i w:val="0"/>
           <w:sz w:val="24"/>
         </w:rPr>
+        <w:t>The vector store must support at least 50 uploaded papers — roughly 100,000 chunks — without any measurable performance degradation.</w:t>
       </w:r>
     </w:p>
     <w:p>
@@ -7752,7 +7766,7 @@
           <w:i w:val="0"/>
           <w:sz w:val="24"/>
         </w:rPr>
-        <w:t>•  NFR-05 Usability: The web interface must work on modern browsers — Chrome, Firefox, Safari — without requiring any plugin installation.</w:t>
+        <w:t xml:space="preserve">•  NFR-05 Usability: </w:t>
       </w:r>
       <w:r>
         <w:rPr>
@@ -7761,6 +7775,7 @@
           <w:i w:val="0"/>
           <w:sz w:val="24"/>
         </w:rPr>
+        <w:t>The web interface must work on modern browsers — Chrome, Firefox, Safari — without requiring any plugin installation.</w:t>
       </w:r>
     </w:p>
     <w:p>
@@ -7776,7 +7791,7 @@
           <w:i w:val="0"/>
           <w:sz w:val="24"/>
         </w:rPr>
-        <w:t>•  NFR-06 Maintainability: Each backend module should have a single, well-defined responsibility — following the Single Responsibility Principle — to keep the codebase maintainable as it grows.</w:t>
+        <w:t xml:space="preserve">•  NFR-06 Maintainability: </w:t>
       </w:r>
       <w:r>
         <w:rPr>
@@ -7785,6 +7800,7 @@
           <w:i w:val="0"/>
           <w:sz w:val="24"/>
         </w:rPr>
+        <w:t>Each backend module should have a single, well-defined responsibility — following the Single Responsibility Principle — to keep the codebase maintainable as it grows.</w:t>
       </w:r>
     </w:p>
     <w:p>
@@ -7800,7 +7816,7 @@
           <w:i w:val="0"/>
           <w:sz w:val="24"/>
         </w:rPr>
-        <w:t>•  NFR-07 Security: API keys must never be exposed to the frontend; all external API calls are to be proxied exclusively through the backend server.</w:t>
+        <w:t xml:space="preserve">•  NFR-07 Security: </w:t>
       </w:r>
       <w:r>
         <w:rPr>
@@ -7809,6 +7825,7 @@
           <w:i w:val="0"/>
           <w:sz w:val="24"/>
         </w:rPr>
+        <w:t>API keys must never be exposed to the frontend; all external API calls are to be proxied exclusively through the backend server.</w:t>
       </w:r>
     </w:p>
     <w:p>
@@ -12095,7 +12112,7 @@
           <w:i w:val="0"/>
           <w:sz w:val="24"/>
         </w:rPr>
-        <w:t>•  search_tables(query, source_file): Narrows retrieval to table chunks only — handy when the query is specifically about numerical results or structured data rather than narrative text.</w:t>
+        <w:t xml:space="preserve">•  search_tables(query, source_file): </w:t>
       </w:r>
       <w:r>
         <w:rPr>
@@ -12104,6 +12121,7 @@
           <w:i w:val="0"/>
           <w:sz w:val="24"/>
         </w:rPr>
+        <w:t>Narrows retrieval to table chunks only — handy when the query is specifically about numerical results or structured data rather than narrative text.</w:t>
       </w:r>
     </w:p>
     <w:p>
@@ -12119,7 +12137,7 @@
           <w:i w:val="0"/>
           <w:sz w:val="24"/>
         </w:rPr>
-        <w:t>•  search_figures(query, source_file): Searches only figure and image-description chunks — useful when a question specifically concerns a diagram, chart, or photograph rather than text or tabular data.</w:t>
+        <w:t xml:space="preserve">•  search_figures(query, source_file): </w:t>
       </w:r>
       <w:r>
         <w:rPr>
@@ -12128,6 +12146,7 @@
           <w:i w:val="0"/>
           <w:sz w:val="24"/>
         </w:rPr>
+        <w:t>Searches only figure and image-description chunks — useful when a question specifically concerns a diagram, chart, or photograph rather than text or tabular data.</w:t>
       </w:r>
     </w:p>
     <w:p>
@@ -12168,7 +12187,7 @@
           <w:i w:val="0"/>
           <w:sz w:val="24"/>
         </w:rPr>
-        <w:t>•  get_paper_list(): Fetches the filenames of all papers that have been ingested so far.</w:t>
+        <w:t xml:space="preserve">•  get_paper_list(): </w:t>
       </w:r>
       <w:r>
         <w:rPr>
@@ -12177,6 +12196,7 @@
           <w:i w:val="0"/>
           <w:sz w:val="24"/>
         </w:rPr>
+        <w:t>Fetches the filenames of all papers that have been ingested so far.</w:t>
       </w:r>
     </w:p>
     <w:p>
@@ -21066,7 +21086,7 @@
           <w:i w:val="0"/>
           <w:sz w:val="24"/>
         </w:rPr>
-        <w:t>•  Knowledge Graph Integration: Build a paper-level knowledge graph that captures citations, shared datasets, and competing methodologies — then add graph-traversal retrieval alongside vector search to improve multi-hop accuracy on relationship-intensive queries, following the KA-RAG approach.</w:t>
+        <w:t xml:space="preserve">•  Knowledge Graph Integration: </w:t>
       </w:r>
       <w:r>
         <w:rPr>
@@ -21075,6 +21095,7 @@
           <w:i w:val="0"/>
           <w:sz w:val="24"/>
         </w:rPr>
+        <w:t>Build a paper-level knowledge graph that captures citations, shared datasets, and competing methodologies — then add graph-traversal retrieval alongside vector search to improve multi-hop accuracy on relationship-intensive queries, following the KA-RAG approach.</w:t>
       </w:r>
     </w:p>
     <w:p>
@@ -21090,7 +21111,7 @@
           <w:i w:val="0"/>
           <w:sz w:val="24"/>
         </w:rPr>
-        <w:t>•  Multi-Agent Architecture: Decompose the single ReAct agent into distinct roles — planner, retriever, critique agent, and synthesis agent — following the MA-RAG framework. This would be particularly valuable for complex 4+-hop questions, where a single reasoning chain tends to become unwieldy.</w:t>
+        <w:t xml:space="preserve">•  Multi-Agent Architecture: </w:t>
       </w:r>
       <w:r>
         <w:rPr>
@@ -21099,6 +21120,7 @@
           <w:i w:val="0"/>
           <w:sz w:val="24"/>
         </w:rPr>
+        <w:t>Decompose the single ReAct agent into distinct roles — planner, retriever, critique agent, and synthesis agent — following the MA-RAG framework. This would be particularly valuable for complex 4+-hop questions, where a single reasoning chain tends to become unwieldy.</w:t>
       </w:r>
     </w:p>
     <w:p>
@@ -21114,7 +21136,7 @@
           <w:i w:val="0"/>
           <w:sz w:val="24"/>
         </w:rPr>
-        <w:t>•  Fine-Tuned Embedding Model: The all-MiniLM-L6-v2 embedding model could be further improved by fine-tuning it on a domain-specific corpus of scientific papers — arXiv being the obvious candidate — using contrastive learning with hard negatives. That kind of targeted training would sharpen retrieval precision for the dense technical vocabulary that general-purpose embeddings often handle poorly.</w:t>
+        <w:t xml:space="preserve">•  Fine-Tuned Embedding Model: </w:t>
       </w:r>
       <w:r>
         <w:rPr>
@@ -21123,6 +21145,7 @@
           <w:i w:val="0"/>
           <w:sz w:val="24"/>
         </w:rPr>
+        <w:t>The all-MiniLM-L6-v2 embedding model could be further improved by fine-tuning it on a domain-specific corpus of scientific papers — arXiv being the obvious candidate — using contrastive learning with hard negatives. That kind of targeted training would sharpen retrieval precision for the dense technical vocabulary that general-purpose embeddings often handle poorly.</w:t>
       </w:r>
     </w:p>
     <w:p>
@@ -21138,7 +21161,7 @@
           <w:i w:val="0"/>
           <w:sz w:val="24"/>
         </w:rPr>
-        <w:t>•  Streaming Generation: Add server-sent events (SSE) or WebSocket streaming for LLM generation, so long-form outputs like literature surveys feel responsive rather than leaving users staring at a frozen screen.</w:t>
+        <w:t xml:space="preserve">•  Streaming Generation: </w:t>
       </w:r>
       <w:r>
         <w:rPr>
@@ -21147,6 +21170,7 @@
           <w:i w:val="0"/>
           <w:sz w:val="24"/>
         </w:rPr>
+        <w:t>Add server-sent events (SSE) or WebSocket streaming for LLM generation, so long-form outputs like literature surveys feel responsive rather than leaving users staring at a frozen screen.</w:t>
       </w:r>
     </w:p>
     <w:p>
@@ -21162,7 +21186,7 @@
           <w:i w:val="0"/>
           <w:sz w:val="24"/>
         </w:rPr>
-        <w:t>•  Long-Document Support: Papers exceeding 100 pages currently strain the ingestion pipeline. A hierarchical map-reduce approach would handle this better — summarise each section independently first, then synthesise across those summaries to build a coherent whole-document representation.</w:t>
+        <w:t xml:space="preserve">•  Long-Document Support: </w:t>
       </w:r>
       <w:r>
         <w:rPr>
@@ -21171,6 +21195,7 @@
           <w:i w:val="0"/>
           <w:sz w:val="24"/>
         </w:rPr>
+        <w:t>Papers exceeding 100 pages currently strain the ingestion pipeline. A hierarchical map-reduce approach would handle this better — summarise each section independently first, then synthesise across those summaries to build a coherent whole-document representation.</w:t>
       </w:r>
     </w:p>
     <w:p>
@@ -21186,7 +21211,7 @@
           <w:i w:val="0"/>
           <w:sz w:val="24"/>
         </w:rPr>
-        <w:t>•  Multi-User Support: Add JWT-based authentication with per-user isolated knowledge bases, which would extend the system's reach from individual researchers to whole research teams.</w:t>
+        <w:t xml:space="preserve">•  Multi-User Support: </w:t>
       </w:r>
       <w:r>
         <w:rPr>
@@ -21195,6 +21220,7 @@
           <w:i w:val="0"/>
           <w:sz w:val="24"/>
         </w:rPr>
+        <w:t>Add JWT-based authentication with per-user isolated knowledge bases, which would extend the system's reach from individual researchers to whole research teams.</w:t>
       </w:r>
     </w:p>
     <w:p>
@@ -21210,7 +21236,7 @@
           <w:i w:val="0"/>
           <w:sz w:val="24"/>
         </w:rPr>
-        <w:t>•  Automatic Web Ingestion: Connect to Semantic Scholar or arXiv APIs so that users can add papers by DOI or identifier, rather than having to download and re-upload PDFs manually.</w:t>
+        <w:t xml:space="preserve">•  Automatic Web Ingestion: </w:t>
       </w:r>
       <w:r>
         <w:rPr>
@@ -21219,6 +21245,7 @@
           <w:i w:val="0"/>
           <w:sz w:val="24"/>
         </w:rPr>
+        <w:t>Connect to Semantic Scholar or arXiv APIs so that users can add papers by DOI or identifier, rather than having to download and re-upload PDFs manually.</w:t>
       </w:r>
     </w:p>
     <w:p>
@@ -21234,7 +21261,7 @@
           <w:i w:val="0"/>
           <w:sz w:val="24"/>
         </w:rPr>
-        <w:t>•  Evaluation Dashboard: Build an in-product evaluation dashboard that runs RAGAS metrics continuously against a maintained benchmark set — providing ongoing quality monitoring as underlying models are updated.</w:t>
+        <w:t xml:space="preserve">•  Evaluation Dashboard: </w:t>
       </w:r>
       <w:r>
         <w:rPr>
@@ -21243,6 +21270,7 @@
           <w:i w:val="0"/>
           <w:sz w:val="24"/>
         </w:rPr>
+        <w:t>Build an in-product evaluation dashboard that runs RAGAS metrics continuously against a maintained benchmark set — providing ongoing quality monitoring as underlying models are updated.</w:t>
       </w:r>
     </w:p>
     <w:p>
